--- a/job-search/resumes/09_RTX_Data_Analyst_II_Hybrid_Aguadilla_PR.docx
+++ b/job-search/resumes/09_RTX_Data_Analyst_II_Hybrid_Aguadilla_PR.docx
@@ -56,7 +56,7 @@
     </w:p>
     <w:p>
       <w:pPr>
-        <w:spacing w:after="60" w:before="160" w:line="240" w:lineRule="auto"/>
+        <w:spacing w:after="60" w:before="140" w:line="240" w:lineRule="auto"/>
         <w:pBdr>
           <w:bottom w:val="single" w:sz="6" w:space="2" w:color="BFBFBF"/>
         </w:pBdr>
@@ -84,12 +84,12 @@
           <w:i w:val="0"/>
           <w:sz w:val="20"/>
         </w:rPr>
-        <w:t>Data analyst with 6+ years turning complex, high-volume enterprise datasets into decisions, owning the work end to end from extraction and modelling through dashboards and executive reporting. Advanced SQL and Python, Power BI and Tableau, with a track record of dashboards that cut reporting time and KPI frameworks leadership actually uses. Writes user stories and acceptance criteria, authors test cases, partners with QA through defect triage, and drives UAT and business acceptance to formal sign-off. Comfortable across SAP, SQL Server, Snowflake and Informatica, performing impact and scope analysis over integrated systems before build. M.S. Information Systems; B.E. Industrial Engineering.</w:t>
+        <w:t>Business analyst with 6+ years acting as the bridge between business partners and technical teams, translating business need into requirements that hold through design, build, testing and release. Writes user stories and acceptance criteria, authors test cases, partners with QA through defect triage, and drives UAT and business acceptance to formal sign-off. Advanced SQL and Python with Power BI and Tableau — dashboards that cut reporting time 30% and KPI frameworks presented monthly to senior leadership. Python and SQL pipelines released through CI/CD practices, plus Informatica ETL standards that keep data flows consistent and auditable.</w:t>
       </w:r>
     </w:p>
     <w:p>
       <w:pPr>
-        <w:spacing w:after="60" w:before="160" w:line="240" w:lineRule="auto"/>
+        <w:spacing w:after="60" w:before="140" w:line="240" w:lineRule="auto"/>
         <w:pBdr>
           <w:bottom w:val="single" w:sz="6" w:space="2" w:color="BFBFBF"/>
         </w:pBdr>
@@ -117,12 +117,12 @@
           <w:i w:val="0"/>
           <w:sz w:val="19"/>
         </w:rPr>
-        <w:t>Requirements Elicitation &amp; Documentation  ·  User Stories &amp; Acceptance Criteria  ·  UAT &amp; Business Acceptance Testing  ·  Test Case Authoring &amp; QA Partnership  ·  Current/Future-State Process Analysis  ·  Requirements Traceability  ·  SQL &amp; Python Analysis  ·  Power BI &amp; Tableau Dashboards  ·  KPI Design &amp; Executive Reporting  ·  Ad-hoc &amp; Self-Service Reporting  ·  Systems &amp; Integration Impact Analysis  ·  ERP (SAP) Implementation Support</w:t>
+        <w:t>Agile  ·  Python (Pandas, NumPy, Scikit-learn)  ·  data visualization  ·  data pipelines  ·  process &amp; reporting automation  ·  statistical analysis  ·  SQL (advanced)  ·  Tableau  ·  user stories  ·  solution documentation  ·  ETL pipeline development  ·  platform migration  ·  data quality controls  ·  regulatory &amp; compliance reporting</w:t>
       </w:r>
     </w:p>
     <w:p>
       <w:pPr>
-        <w:spacing w:after="60" w:before="160" w:line="240" w:lineRule="auto"/>
+        <w:spacing w:after="60" w:before="140" w:line="240" w:lineRule="auto"/>
         <w:pBdr>
           <w:bottom w:val="single" w:sz="6" w:space="2" w:color="BFBFBF"/>
         </w:pBdr>
@@ -149,14 +149,14 @@
           <w:b/>
           <w:sz w:val="20"/>
         </w:rPr>
-        <w:t xml:space="preserve">Analytics &amp; Querying: </w:t>
+        <w:t xml:space="preserve">Data Engineering: </w:t>
       </w:r>
       <w:r>
         <w:rPr>
           <w:rFonts w:ascii="Calibri" w:hAnsi="Calibri"/>
           <w:sz w:val="20"/>
         </w:rPr>
-        <w:t>SQL (advanced), Python (Pandas, NumPy, Scikit-learn), Excel (advanced), SAS, VBA, PowerShell</w:t>
+        <w:t>data pipelines, process &amp; reporting automation, ETL pipeline development, platform migration, Informatica, data modeling, system &amp; data integration</w:t>
       </w:r>
     </w:p>
     <w:p>
@@ -169,14 +169,74 @@
           <w:b/>
           <w:sz w:val="20"/>
         </w:rPr>
-        <w:t xml:space="preserve">Data Engineering: </w:t>
+        <w:t xml:space="preserve">Delivery &amp; Tools: </w:t>
       </w:r>
       <w:r>
         <w:rPr>
           <w:rFonts w:ascii="Calibri" w:hAnsi="Calibri"/>
           <w:sz w:val="20"/>
         </w:rPr>
-        <w:t>ETL pipeline development, Informatica, large-dataset cleaning &amp; processing, data modeling, database design, system integration</w:t>
+        <w:t>Agile, PowerPoint &amp; executive presentation, cross-functional collaboration, Agile/Scrum, Waterfall, JIRA, Confluence, stakeholder management</w:t>
+      </w:r>
+    </w:p>
+    <w:p>
+      <w:pPr>
+        <w:spacing w:after="20" w:before="0" w:line="240" w:lineRule="auto"/>
+      </w:pPr>
+      <w:r>
+        <w:rPr>
+          <w:rFonts w:ascii="Calibri" w:hAnsi="Calibri"/>
+          <w:b/>
+          <w:sz w:val="20"/>
+        </w:rPr>
+        <w:t xml:space="preserve">Languages &amp; Querying: </w:t>
+      </w:r>
+      <w:r>
+        <w:rPr>
+          <w:rFonts w:ascii="Calibri" w:hAnsi="Calibri"/>
+          <w:sz w:val="20"/>
+        </w:rPr>
+        <w:t>Python (Pandas, NumPy, Scikit-learn), SQL (advanced), Excel (advanced), VBA</w:t>
+      </w:r>
+    </w:p>
+    <w:p>
+      <w:pPr>
+        <w:spacing w:after="20" w:before="0" w:line="240" w:lineRule="auto"/>
+      </w:pPr>
+      <w:r>
+        <w:rPr>
+          <w:rFonts w:ascii="Calibri" w:hAnsi="Calibri"/>
+          <w:b/>
+          <w:sz w:val="20"/>
+        </w:rPr>
+        <w:t xml:space="preserve">BI &amp; Visualization: </w:t>
+      </w:r>
+      <w:r>
+        <w:rPr>
+          <w:rFonts w:ascii="Calibri" w:hAnsi="Calibri"/>
+          <w:sz w:val="20"/>
+        </w:rPr>
+        <w:t>data visualization, Tableau, Power BI (DAX, Power Query), SSRS, dashboards, KPI design &amp; monitoring</w:t>
+      </w:r>
+    </w:p>
+    <w:p>
+      <w:pPr>
+        <w:spacing w:after="20" w:before="0" w:line="240" w:lineRule="auto"/>
+      </w:pPr>
+      <w:r>
+        <w:rPr>
+          <w:rFonts w:ascii="Calibri" w:hAnsi="Calibri"/>
+          <w:b/>
+          <w:sz w:val="20"/>
+        </w:rPr>
+        <w:t xml:space="preserve">Analytics &amp; Modeling: </w:t>
+      </w:r>
+      <w:r>
+        <w:rPr>
+          <w:rFonts w:ascii="Calibri" w:hAnsi="Calibri"/>
+          <w:sz w:val="20"/>
+        </w:rPr>
+        <w:t>statistical analysis, machine learning (Scikit-learn; MS coursework), forecasting, root cause analysis</w:t>
       </w:r>
     </w:p>
     <w:p>
@@ -196,7 +256,7 @@
           <w:rFonts w:ascii="Calibri" w:hAnsi="Calibri"/>
           <w:sz w:val="20"/>
         </w:rPr>
-        <w:t>Requirements elicitation, functional &amp; non-functional specs, user stories, acceptance criteria, process flows (Visio), current/future-state and gap analysis</w:t>
+        <w:t>user stories, solution documentation</w:t>
       </w:r>
     </w:p>
     <w:p>
@@ -209,59 +269,19 @@
           <w:b/>
           <w:sz w:val="20"/>
         </w:rPr>
-        <w:t xml:space="preserve">Delivery &amp; Tools: </w:t>
+        <w:t xml:space="preserve">Data Governance: </w:t>
       </w:r>
       <w:r>
         <w:rPr>
           <w:rFonts w:ascii="Calibri" w:hAnsi="Calibri"/>
           <w:sz w:val="20"/>
         </w:rPr>
-        <w:t>Agile/Scrum, SAFe, Waterfall, hybrid delivery, JIRA, Confluence, Smartsheet, Lean, root cause analysis</w:t>
+        <w:t>data quality controls, regulatory &amp; compliance reporting</w:t>
       </w:r>
     </w:p>
     <w:p>
       <w:pPr>
-        <w:spacing w:after="20" w:before="0" w:line="240" w:lineRule="auto"/>
-      </w:pPr>
-      <w:r>
-        <w:rPr>
-          <w:rFonts w:ascii="Calibri" w:hAnsi="Calibri"/>
-          <w:b/>
-          <w:sz w:val="20"/>
-        </w:rPr>
-        <w:t xml:space="preserve">BI &amp; Visualization: </w:t>
-      </w:r>
-      <w:r>
-        <w:rPr>
-          <w:rFonts w:ascii="Calibri" w:hAnsi="Calibri"/>
-          <w:sz w:val="20"/>
-        </w:rPr>
-        <w:t>Power BI (DAX, Power Query), Tableau, SSRS, executive dashboards, KPI scorecards</w:t>
-      </w:r>
-    </w:p>
-    <w:p>
-      <w:pPr>
-        <w:spacing w:after="20" w:before="0" w:line="240" w:lineRule="auto"/>
-      </w:pPr>
-      <w:r>
-        <w:rPr>
-          <w:rFonts w:ascii="Calibri" w:hAnsi="Calibri"/>
-          <w:b/>
-          <w:sz w:val="20"/>
-        </w:rPr>
-        <w:t xml:space="preserve">Modeling &amp; Planning: </w:t>
-      </w:r>
-      <w:r>
-        <w:rPr>
-          <w:rFonts w:ascii="Calibri" w:hAnsi="Calibri"/>
-          <w:sz w:val="20"/>
-        </w:rPr>
-        <w:t>Forecasting, demand planning, regression, statistical analysis, capacity modeling, NLP</w:t>
-      </w:r>
-    </w:p>
-    <w:p>
-      <w:pPr>
-        <w:spacing w:after="60" w:before="160" w:line="240" w:lineRule="auto"/>
+        <w:spacing w:after="60" w:before="140" w:line="240" w:lineRule="auto"/>
         <w:pBdr>
           <w:bottom w:val="single" w:sz="6" w:space="2" w:color="BFBFBF"/>
         </w:pBdr>
@@ -317,7 +337,77 @@
           <w:rFonts w:ascii="Calibri" w:hAnsi="Calibri"/>
           <w:sz w:val="20"/>
         </w:rPr>
+        <w:t>Build and automate Python and SQL data pipelines and reporting applications released through CI/CD practices on cloud infrastructure.</w:t>
+      </w:r>
+    </w:p>
+    <w:p>
+      <w:pPr>
+        <w:pStyle w:val="ListBullet"/>
+        <w:spacing w:after="40" w:before="0" w:line="240" w:lineRule="auto"/>
+        <w:ind w:left="259" w:hanging="187"/>
+      </w:pPr>
+      <w:r>
+        <w:rPr>
+          <w:rFonts w:ascii="Calibri" w:hAnsi="Calibri"/>
+          <w:sz w:val="20"/>
+        </w:rPr>
+        <w:t>Developed SQL and Python analyses across large-scale sales datasets to surface demand-supply imbalances, improving forecast accuracy 25% and informing inventory and capacity decisions.</w:t>
+      </w:r>
+    </w:p>
+    <w:p>
+      <w:pPr>
+        <w:pStyle w:val="ListBullet"/>
+        <w:spacing w:after="40" w:before="0" w:line="240" w:lineRule="auto"/>
+        <w:ind w:left="259" w:hanging="187"/>
+      </w:pPr>
+      <w:r>
+        <w:rPr>
+          <w:rFonts w:ascii="Calibri" w:hAnsi="Calibri"/>
+          <w:sz w:val="20"/>
+        </w:rPr>
         <w:t>Execute SQL against backend databases for extraction, validation and reconciliation, confirming delivered data matches documented requirements before release.</w:t>
+      </w:r>
+    </w:p>
+    <w:p>
+      <w:pPr>
+        <w:pStyle w:val="ListBullet"/>
+        <w:spacing w:after="40" w:before="0" w:line="240" w:lineRule="auto"/>
+        <w:ind w:left="259" w:hanging="187"/>
+      </w:pPr>
+      <w:r>
+        <w:rPr>
+          <w:rFonts w:ascii="Calibri" w:hAnsi="Calibri"/>
+          <w:sz w:val="20"/>
+        </w:rPr>
+        <w:t>Engineered and deployed interactive Power BI dashboards integrating disparate enterprise data sources, cutting reporting time 30% and generating $20,000 in annual savings.</w:t>
+      </w:r>
+    </w:p>
+    <w:p>
+      <w:pPr>
+        <w:pStyle w:val="ListBullet"/>
+        <w:spacing w:after="40" w:before="0" w:line="240" w:lineRule="auto"/>
+        <w:ind w:left="259" w:hanging="187"/>
+      </w:pPr>
+      <w:r>
+        <w:rPr>
+          <w:rFonts w:ascii="Calibri" w:hAnsi="Calibri"/>
+          <w:sz w:val="20"/>
+        </w:rPr>
+        <w:t>Designed a carton-sizing optimization model that saved 200 man-hours per month through data-driven change to inventory processes.</w:t>
+      </w:r>
+    </w:p>
+    <w:p>
+      <w:pPr>
+        <w:pStyle w:val="ListBullet"/>
+        <w:spacing w:after="40" w:before="0" w:line="240" w:lineRule="auto"/>
+        <w:ind w:left="259" w:hanging="187"/>
+      </w:pPr>
+      <w:r>
+        <w:rPr>
+          <w:rFonts w:ascii="Calibri" w:hAnsi="Calibri"/>
+          <w:sz w:val="20"/>
+        </w:rPr>
+        <w:t>Partnered with product and operations teams to turn analysis into process improvements, contributing to a $10,000 monthly labor cost reduction.</w:t>
       </w:r>
     </w:p>
     <w:p>
@@ -345,77 +435,7 @@
           <w:rFonts w:ascii="Calibri" w:hAnsi="Calibri"/>
           <w:sz w:val="20"/>
         </w:rPr>
-        <w:t>Partnered with product and operations teams to turn analysis into process improvements, contributing to a $10,000 monthly labor cost reduction.</w:t>
-      </w:r>
-    </w:p>
-    <w:p>
-      <w:pPr>
-        <w:pStyle w:val="ListBullet"/>
-        <w:spacing w:after="40" w:before="0" w:line="240" w:lineRule="auto"/>
-        <w:ind w:left="259" w:hanging="187"/>
-      </w:pPr>
-      <w:r>
-        <w:rPr>
-          <w:rFonts w:ascii="Calibri" w:hAnsi="Calibri"/>
-          <w:sz w:val="20"/>
-        </w:rPr>
-        <w:t>Build and automate Python and SQL data pipelines and reporting applications released through CI/CD practices on cloud infrastructure.</w:t>
-      </w:r>
-    </w:p>
-    <w:p>
-      <w:pPr>
-        <w:pStyle w:val="ListBullet"/>
-        <w:spacing w:after="40" w:before="0" w:line="240" w:lineRule="auto"/>
-        <w:ind w:left="259" w:hanging="187"/>
-      </w:pPr>
-      <w:r>
-        <w:rPr>
-          <w:rFonts w:ascii="Calibri" w:hAnsi="Calibri"/>
-          <w:sz w:val="20"/>
-        </w:rPr>
-        <w:t>Engineered and deployed interactive Power BI dashboards integrating disparate enterprise data sources, cutting reporting time 30% and generating $20,000 in annual savings.</w:t>
-      </w:r>
-    </w:p>
-    <w:p>
-      <w:pPr>
-        <w:pStyle w:val="ListBullet"/>
-        <w:spacing w:after="40" w:before="0" w:line="240" w:lineRule="auto"/>
-        <w:ind w:left="259" w:hanging="187"/>
-      </w:pPr>
-      <w:r>
-        <w:rPr>
-          <w:rFonts w:ascii="Calibri" w:hAnsi="Calibri"/>
-          <w:sz w:val="20"/>
-        </w:rPr>
-        <w:t>Developed SQL and Python analyses across large-scale sales datasets to surface demand-supply imbalances, improving forecast accuracy 25% and informing inventory and capacity decisions.</w:t>
-      </w:r>
-    </w:p>
-    <w:p>
-      <w:pPr>
-        <w:pStyle w:val="ListBullet"/>
-        <w:spacing w:after="40" w:before="0" w:line="240" w:lineRule="auto"/>
-        <w:ind w:left="259" w:hanging="187"/>
-      </w:pPr>
-      <w:r>
-        <w:rPr>
-          <w:rFonts w:ascii="Calibri" w:hAnsi="Calibri"/>
-          <w:sz w:val="20"/>
-        </w:rPr>
-        <w:t>Elicit business, functional and non-functional requirements from non-technical stakeholders and translate them into documented specifications, user stories and acceptance criteria.</w:t>
-      </w:r>
-    </w:p>
-    <w:p>
-      <w:pPr>
-        <w:pStyle w:val="ListBullet"/>
-        <w:spacing w:after="40" w:before="0" w:line="240" w:lineRule="auto"/>
-        <w:ind w:left="259" w:hanging="187"/>
-      </w:pPr>
-      <w:r>
-        <w:rPr>
-          <w:rFonts w:ascii="Calibri" w:hAnsi="Calibri"/>
-          <w:sz w:val="20"/>
-        </w:rPr>
-        <w:t>Analyze current- and future-state business processes to identify gaps, dependencies and improvement opportunities ahead of build.</w:t>
+        <w:t>Serve as an expert resource to report consumers and mentor junior analysts on analytical methods, documentation standards and stakeholder communication.</w:t>
       </w:r>
     </w:p>
     <w:p>
@@ -457,6 +477,20 @@
           <w:rFonts w:ascii="Calibri" w:hAnsi="Calibri"/>
           <w:sz w:val="20"/>
         </w:rPr>
+        <w:t>Integrated SSRS with SQL Server and Excel to automate reporting pipelines, eliminating manual reporting effort and improving data accessibility for business and IT teams.</w:t>
+      </w:r>
+    </w:p>
+    <w:p>
+      <w:pPr>
+        <w:pStyle w:val="ListBullet"/>
+        <w:spacing w:after="40" w:before="0" w:line="240" w:lineRule="auto"/>
+        <w:ind w:left="259" w:hanging="187"/>
+      </w:pPr>
+      <w:r>
+        <w:rPr>
+          <w:rFonts w:ascii="Calibri" w:hAnsi="Calibri"/>
+          <w:sz w:val="20"/>
+        </w:rPr>
         <w:t>Led migration of manual data processes into SAP, applying master data management and validation controls to achieve 100% data integrity and cut data entry errors 40%.</w:t>
       </w:r>
     </w:p>
@@ -471,7 +505,7 @@
           <w:rFonts w:ascii="Calibri" w:hAnsi="Calibri"/>
           <w:sz w:val="20"/>
         </w:rPr>
-        <w:t>Integrated SSRS with SQL Server and Excel to automate reporting pipelines, eliminating manual reporting effort and improving data accessibility for business and IT teams.</w:t>
+        <w:t>Managed and analyzed data for 1,000+ pharmaceutical SKUs across East and West Africa, building reporting infrastructure to monitor supply-demand balance and flag inventory risk in real time.</w:t>
       </w:r>
     </w:p>
     <w:p>
@@ -499,21 +533,7 @@
           <w:rFonts w:ascii="Calibri" w:hAnsi="Calibri"/>
           <w:sz w:val="20"/>
         </w:rPr>
-        <w:t>Managed and analyzed data for 1,000+ pharmaceutical SKUs across East and West Africa, building reporting infrastructure to monitor supply-demand balance and flag inventory risk in real time.</w:t>
-      </w:r>
-    </w:p>
-    <w:p>
-      <w:pPr>
-        <w:pStyle w:val="ListBullet"/>
-        <w:spacing w:after="40" w:before="0" w:line="240" w:lineRule="auto"/>
-        <w:ind w:left="259" w:hanging="187"/>
-      </w:pPr>
-      <w:r>
-        <w:rPr>
-          <w:rFonts w:ascii="Calibri" w:hAnsi="Calibri"/>
-          <w:sz w:val="20"/>
-        </w:rPr>
-        <w:t>Performed impact and scope analysis across supported applications and integrations, identifying systems impacts, dependencies and requirement gaps before build.</w:t>
+        <w:t>Established a standardized Informatica ETL operating procedure for product data ingestion into SAP, creating consistent, auditable and lineage-traceable data flows across business functions.</w:t>
       </w:r>
     </w:p>
     <w:p>
@@ -546,7 +566,7 @@
     </w:p>
     <w:p>
       <w:pPr>
-        <w:spacing w:after="60" w:before="160" w:line="240" w:lineRule="auto"/>
+        <w:spacing w:after="60" w:before="140" w:line="240" w:lineRule="auto"/>
         <w:pBdr>
           <w:bottom w:val="single" w:sz="6" w:space="2" w:color="BFBFBF"/>
         </w:pBdr>
@@ -621,7 +641,7 @@
     </w:p>
     <w:sectPr>
       <w:pgSz w:w="12240" w:h="15840"/>
-      <w:pgMar w:top="720" w:right="936" w:bottom="720" w:left="936" w:header="720" w:footer="720" w:gutter="0"/>
+      <w:pgMar w:top="720" w:right="864" w:bottom="720" w:left="864" w:header="720" w:footer="720" w:gutter="0"/>
       <w:cols w:space="720"/>
       <w:docGrid w:linePitch="360"/>
     </w:sectPr>
